--- a/documents/References.docx
+++ b/documents/References.docx
@@ -278,6 +278,20 @@
           <w:sz w:val="22"/>
           <w:szCs w:val="22"/>
         </w:rPr>
+        <w:t>2025 – NSF Science Policy Advisor for Public Access</w:t>
+      </w:r>
+      <w:r>
+        <w:rPr>
+          <w:sz w:val="22"/>
+          <w:szCs w:val="22"/>
+        </w:rPr>
+        <w:t xml:space="preserve">, </w:t>
+      </w:r>
+      <w:r>
+        <w:rPr>
+          <w:sz w:val="22"/>
+          <w:szCs w:val="22"/>
+        </w:rPr>
         <w:t xml:space="preserve">College of Communications and Information </w:t>
       </w:r>
       <w:r>
@@ -285,7 +299,21 @@
           <w:sz w:val="22"/>
           <w:szCs w:val="22"/>
         </w:rPr>
-        <w:t>Associate Dean for Research, Director of the Research and Innovation Center; Chancellor’s Professor</w:t>
+        <w:t>Associate Dean for Research,</w:t>
+      </w:r>
+      <w:r>
+        <w:rPr>
+          <w:sz w:val="22"/>
+          <w:szCs w:val="22"/>
+        </w:rPr>
+        <w:t xml:space="preserve"> </w:t>
+      </w:r>
+      <w:r>
+        <w:rPr>
+          <w:sz w:val="22"/>
+          <w:szCs w:val="22"/>
+        </w:rPr>
+        <w:t>Chancellor’s Professor</w:t>
       </w:r>
       <w:r>
         <w:rPr>
@@ -342,34 +370,66 @@
           <w:sz w:val="22"/>
           <w:szCs w:val="22"/>
         </w:rPr>
-        <w:t xml:space="preserve">Phone:  </w:t>
-      </w:r>
-      <w:r>
-        <w:rPr>
-          <w:sz w:val="22"/>
-          <w:szCs w:val="22"/>
-        </w:rPr>
-        <w:t>865-974-1369</w:t>
-      </w:r>
-    </w:p>
-    <w:p>
-      <w:pPr>
-        <w:pStyle w:val="ListParagraph"/>
-        <w:numPr>
-          <w:ilvl w:val="1"/>
-          <w:numId w:val="2"/>
-        </w:numPr>
-        <w:rPr>
-          <w:sz w:val="22"/>
-          <w:szCs w:val="22"/>
-        </w:rPr>
-      </w:pPr>
-      <w:r>
-        <w:rPr>
-          <w:sz w:val="22"/>
-          <w:szCs w:val="22"/>
-        </w:rPr>
-        <w:t>Address:  University of Tennessee</w:t>
+        <w:t>Phone</w:t>
+      </w:r>
+      <w:proofErr w:type="gramStart"/>
+      <w:r>
+        <w:rPr>
+          <w:sz w:val="22"/>
+          <w:szCs w:val="22"/>
+        </w:rPr>
+        <w:t xml:space="preserve">:  </w:t>
+      </w:r>
+      <w:r>
+        <w:rPr>
+          <w:sz w:val="22"/>
+          <w:szCs w:val="22"/>
+        </w:rPr>
+        <w:t>865</w:t>
+      </w:r>
+      <w:proofErr w:type="gramEnd"/>
+      <w:r>
+        <w:rPr>
+          <w:sz w:val="22"/>
+          <w:szCs w:val="22"/>
+        </w:rPr>
+        <w:t>-974-1369</w:t>
+      </w:r>
+    </w:p>
+    <w:p>
+      <w:pPr>
+        <w:pStyle w:val="ListParagraph"/>
+        <w:numPr>
+          <w:ilvl w:val="1"/>
+          <w:numId w:val="2"/>
+        </w:numPr>
+        <w:rPr>
+          <w:sz w:val="22"/>
+          <w:szCs w:val="22"/>
+        </w:rPr>
+      </w:pPr>
+      <w:r>
+        <w:rPr>
+          <w:sz w:val="22"/>
+          <w:szCs w:val="22"/>
+        </w:rPr>
+        <w:t>Address</w:t>
+      </w:r>
+      <w:proofErr w:type="gramStart"/>
+      <w:r>
+        <w:rPr>
+          <w:sz w:val="22"/>
+          <w:szCs w:val="22"/>
+        </w:rPr>
+        <w:t>:  University</w:t>
+      </w:r>
+      <w:proofErr w:type="gramEnd"/>
+      <w:r>
+        <w:rPr>
+          <w:sz w:val="22"/>
+          <w:szCs w:val="22"/>
+        </w:rPr>
+        <w:t xml:space="preserve"> of Tennessee</w:t>
       </w:r>
     </w:p>
     <w:p>
@@ -389,6 +449,183 @@
           <w:sz w:val="22"/>
           <w:szCs w:val="22"/>
         </w:rPr>
+        <w:t xml:space="preserve">Amy </w:t>
+      </w:r>
+      <w:r>
+        <w:rPr>
+          <w:sz w:val="22"/>
+          <w:szCs w:val="22"/>
+        </w:rPr>
+        <w:t>Forrester</w:t>
+      </w:r>
+    </w:p>
+    <w:p>
+      <w:pPr>
+        <w:pStyle w:val="ListParagraph"/>
+        <w:numPr>
+          <w:ilvl w:val="1"/>
+          <w:numId w:val="2"/>
+        </w:numPr>
+        <w:rPr>
+          <w:sz w:val="22"/>
+          <w:szCs w:val="22"/>
+        </w:rPr>
+      </w:pPr>
+      <w:r>
+        <w:rPr>
+          <w:sz w:val="22"/>
+          <w:szCs w:val="22"/>
+        </w:rPr>
+        <w:t xml:space="preserve">Title:  </w:t>
+      </w:r>
+      <w:r>
+        <w:rPr>
+          <w:sz w:val="22"/>
+          <w:szCs w:val="22"/>
+        </w:rPr>
+        <w:t xml:space="preserve">Director of the </w:t>
+      </w:r>
+      <w:r>
+        <w:rPr>
+          <w:sz w:val="22"/>
+          <w:szCs w:val="22"/>
+        </w:rPr>
+        <w:t>College of Communications and Information</w:t>
+      </w:r>
+      <w:r>
+        <w:rPr>
+          <w:sz w:val="22"/>
+          <w:szCs w:val="22"/>
+        </w:rPr>
+        <w:t xml:space="preserve"> Research &amp; Innovation Center</w:t>
+      </w:r>
+    </w:p>
+    <w:p>
+      <w:pPr>
+        <w:pStyle w:val="ListParagraph"/>
+        <w:numPr>
+          <w:ilvl w:val="1"/>
+          <w:numId w:val="2"/>
+        </w:numPr>
+        <w:rPr>
+          <w:sz w:val="22"/>
+          <w:szCs w:val="22"/>
+        </w:rPr>
+      </w:pPr>
+      <w:r>
+        <w:rPr>
+          <w:sz w:val="22"/>
+          <w:szCs w:val="22"/>
+        </w:rPr>
+        <w:t xml:space="preserve">Email: </w:t>
+      </w:r>
+      <w:hyperlink r:id="rId7" w:history="1">
+        <w:r>
+          <w:rPr>
+            <w:rStyle w:val="Hyperlink"/>
+            <w:sz w:val="22"/>
+            <w:szCs w:val="22"/>
+          </w:rPr>
+          <w:t>aforres4@utk.edu</w:t>
+        </w:r>
+      </w:hyperlink>
+    </w:p>
+    <w:p>
+      <w:pPr>
+        <w:pStyle w:val="ListParagraph"/>
+        <w:numPr>
+          <w:ilvl w:val="1"/>
+          <w:numId w:val="2"/>
+        </w:numPr>
+        <w:rPr>
+          <w:sz w:val="22"/>
+          <w:szCs w:val="22"/>
+        </w:rPr>
+      </w:pPr>
+      <w:r>
+        <w:rPr>
+          <w:sz w:val="22"/>
+          <w:szCs w:val="22"/>
+        </w:rPr>
+        <w:t>Phone</w:t>
+      </w:r>
+      <w:proofErr w:type="gramStart"/>
+      <w:r>
+        <w:rPr>
+          <w:sz w:val="22"/>
+          <w:szCs w:val="22"/>
+        </w:rPr>
+        <w:t xml:space="preserve">:  </w:t>
+      </w:r>
+      <w:r>
+        <w:rPr>
+          <w:sz w:val="22"/>
+          <w:szCs w:val="22"/>
+        </w:rPr>
+        <w:t>865</w:t>
+      </w:r>
+      <w:proofErr w:type="gramEnd"/>
+      <w:r>
+        <w:rPr>
+          <w:sz w:val="22"/>
+          <w:szCs w:val="22"/>
+        </w:rPr>
+        <w:t>- 974-7909</w:t>
+      </w:r>
+    </w:p>
+    <w:p>
+      <w:pPr>
+        <w:pStyle w:val="ListParagraph"/>
+        <w:numPr>
+          <w:ilvl w:val="1"/>
+          <w:numId w:val="2"/>
+        </w:numPr>
+        <w:rPr>
+          <w:sz w:val="22"/>
+          <w:szCs w:val="22"/>
+        </w:rPr>
+      </w:pPr>
+      <w:r>
+        <w:rPr>
+          <w:sz w:val="22"/>
+          <w:szCs w:val="22"/>
+        </w:rPr>
+        <w:t>Address</w:t>
+      </w:r>
+      <w:proofErr w:type="gramStart"/>
+      <w:r>
+        <w:rPr>
+          <w:sz w:val="22"/>
+          <w:szCs w:val="22"/>
+        </w:rPr>
+        <w:t>:  University</w:t>
+      </w:r>
+      <w:proofErr w:type="gramEnd"/>
+      <w:r>
+        <w:rPr>
+          <w:sz w:val="22"/>
+          <w:szCs w:val="22"/>
+        </w:rPr>
+        <w:t xml:space="preserve"> of Tennessee</w:t>
+      </w:r>
+    </w:p>
+    <w:p>
+      <w:pPr>
+        <w:pStyle w:val="ListParagraph"/>
+        <w:numPr>
+          <w:ilvl w:val="0"/>
+          <w:numId w:val="2"/>
+        </w:numPr>
+        <w:rPr>
+          <w:sz w:val="22"/>
+          <w:szCs w:val="22"/>
+        </w:rPr>
+      </w:pPr>
+      <w:r>
+        <w:rPr>
+          <w:sz w:val="22"/>
+          <w:szCs w:val="22"/>
+        </w:rPr>
         <w:t>Vas Vasil</w:t>
       </w:r>
       <w:r>
@@ -416,7 +653,23 @@
           <w:sz w:val="22"/>
           <w:szCs w:val="22"/>
         </w:rPr>
-        <w:t>Title:  Chief Solutions Office</w:t>
+        <w:t>Title</w:t>
+      </w:r>
+      <w:proofErr w:type="gramStart"/>
+      <w:r>
+        <w:rPr>
+          <w:sz w:val="22"/>
+          <w:szCs w:val="22"/>
+        </w:rPr>
+        <w:t>:  Chief</w:t>
+      </w:r>
+      <w:proofErr w:type="gramEnd"/>
+      <w:r>
+        <w:rPr>
+          <w:sz w:val="22"/>
+          <w:szCs w:val="22"/>
+        </w:rPr>
+        <w:t xml:space="preserve"> Solutions Office</w:t>
       </w:r>
       <w:r>
         <w:rPr>
@@ -445,7 +698,7 @@
         </w:rPr>
         <w:t xml:space="preserve">Email:  </w:t>
       </w:r>
-      <w:hyperlink r:id="rId7" w:history="1">
+      <w:hyperlink r:id="rId8" w:history="1">
         <w:r>
           <w:rPr>
             <w:rStyle w:val="Hyperlink"/>
@@ -473,14 +726,66 @@
           <w:sz w:val="22"/>
           <w:szCs w:val="22"/>
         </w:rPr>
-        <w:t xml:space="preserve">Phone:  </w:t>
-      </w:r>
-      <w:r>
-        <w:rPr>
-          <w:sz w:val="22"/>
-          <w:szCs w:val="22"/>
-        </w:rPr>
-        <w:t>+1 (773) 702-5376</w:t>
+        <w:t>Phone</w:t>
+      </w:r>
+      <w:proofErr w:type="gramStart"/>
+      <w:r>
+        <w:rPr>
+          <w:sz w:val="22"/>
+          <w:szCs w:val="22"/>
+        </w:rPr>
+        <w:t xml:space="preserve">:  </w:t>
+      </w:r>
+      <w:r>
+        <w:rPr>
+          <w:sz w:val="22"/>
+          <w:szCs w:val="22"/>
+        </w:rPr>
+        <w:t>+</w:t>
+      </w:r>
+      <w:proofErr w:type="gramEnd"/>
+      <w:r>
+        <w:rPr>
+          <w:sz w:val="22"/>
+          <w:szCs w:val="22"/>
+        </w:rPr>
+        <w:t>1 (773) 702-5376</w:t>
+      </w:r>
+    </w:p>
+    <w:p>
+      <w:pPr>
+        <w:pStyle w:val="ListParagraph"/>
+        <w:numPr>
+          <w:ilvl w:val="1"/>
+          <w:numId w:val="2"/>
+        </w:numPr>
+        <w:rPr>
+          <w:sz w:val="22"/>
+          <w:szCs w:val="22"/>
+        </w:rPr>
+      </w:pPr>
+      <w:r>
+        <w:rPr>
+          <w:sz w:val="22"/>
+          <w:szCs w:val="22"/>
+        </w:rPr>
+        <w:t>Address</w:t>
+      </w:r>
+      <w:proofErr w:type="gramStart"/>
+      <w:r>
+        <w:rPr>
+          <w:sz w:val="22"/>
+          <w:szCs w:val="22"/>
+        </w:rPr>
+        <w:t>:  University</w:t>
+      </w:r>
+      <w:proofErr w:type="gramEnd"/>
+      <w:r>
+        <w:rPr>
+          <w:sz w:val="22"/>
+          <w:szCs w:val="22"/>
+        </w:rPr>
+        <w:t xml:space="preserve"> of Chicago (Remote)</w:t>
       </w:r>
     </w:p>
     <w:p>
@@ -549,7 +854,7 @@
         </w:rPr>
         <w:t xml:space="preserve">Email:  </w:t>
       </w:r>
-      <w:hyperlink r:id="rId8" w:history="1">
+      <w:hyperlink r:id="rId9" w:history="1">
         <w:r>
           <w:rPr>
             <w:rStyle w:val="Hyperlink"/>
@@ -577,7 +882,15 @@
           <w:sz w:val="22"/>
           <w:szCs w:val="22"/>
         </w:rPr>
-        <w:t xml:space="preserve">Phone:  </w:t>
+        <w:t>Phone</w:t>
+      </w:r>
+      <w:proofErr w:type="gramStart"/>
+      <w:r>
+        <w:rPr>
+          <w:sz w:val="22"/>
+          <w:szCs w:val="22"/>
+        </w:rPr>
+        <w:t xml:space="preserve">:  </w:t>
       </w:r>
       <w:r>
         <w:rPr>
@@ -591,27 +904,58 @@
           <w:sz w:val="22"/>
           <w:szCs w:val="22"/>
         </w:rPr>
-        <w:t>.3603789</w:t>
-      </w:r>
-    </w:p>
-    <w:p>
-      <w:pPr>
-        <w:pStyle w:val="ListParagraph"/>
-        <w:numPr>
-          <w:ilvl w:val="1"/>
-          <w:numId w:val="2"/>
-        </w:numPr>
-        <w:rPr>
-          <w:sz w:val="22"/>
-          <w:szCs w:val="22"/>
-        </w:rPr>
-      </w:pPr>
-      <w:r>
-        <w:rPr>
-          <w:sz w:val="22"/>
-          <w:szCs w:val="22"/>
-        </w:rPr>
-        <w:t>Address:  Unavailable, Remote</w:t>
+        <w:t>.360</w:t>
+      </w:r>
+      <w:proofErr w:type="gramEnd"/>
+      <w:r>
+        <w:rPr>
+          <w:sz w:val="22"/>
+          <w:szCs w:val="22"/>
+        </w:rPr>
+        <w:t>.</w:t>
+      </w:r>
+      <w:r>
+        <w:rPr>
+          <w:sz w:val="22"/>
+          <w:szCs w:val="22"/>
+        </w:rPr>
+        <w:t>3789</w:t>
+      </w:r>
+    </w:p>
+    <w:p>
+      <w:pPr>
+        <w:pStyle w:val="ListParagraph"/>
+        <w:numPr>
+          <w:ilvl w:val="1"/>
+          <w:numId w:val="2"/>
+        </w:numPr>
+        <w:rPr>
+          <w:sz w:val="22"/>
+          <w:szCs w:val="22"/>
+        </w:rPr>
+      </w:pPr>
+      <w:r>
+        <w:rPr>
+          <w:sz w:val="22"/>
+          <w:szCs w:val="22"/>
+        </w:rPr>
+        <w:t>Address</w:t>
+      </w:r>
+      <w:proofErr w:type="gramStart"/>
+      <w:r>
+        <w:rPr>
+          <w:sz w:val="22"/>
+          <w:szCs w:val="22"/>
+        </w:rPr>
+        <w:t>:  Unavailable</w:t>
+      </w:r>
+      <w:proofErr w:type="gramEnd"/>
+      <w:r>
+        <w:rPr>
+          <w:sz w:val="22"/>
+          <w:szCs w:val="22"/>
+        </w:rPr>
+        <w:t>, Remote</w:t>
       </w:r>
     </w:p>
     <w:p>
@@ -651,14 +995,30 @@
           <w:sz w:val="22"/>
           <w:szCs w:val="22"/>
         </w:rPr>
-        <w:t xml:space="preserve">Title:  </w:t>
-      </w:r>
-      <w:r>
-        <w:rPr>
-          <w:sz w:val="22"/>
-          <w:szCs w:val="22"/>
-        </w:rPr>
-        <w:t xml:space="preserve">USGS Science Analytics and Synthesis Director </w:t>
+        <w:t>Title</w:t>
+      </w:r>
+      <w:proofErr w:type="gramStart"/>
+      <w:r>
+        <w:rPr>
+          <w:sz w:val="22"/>
+          <w:szCs w:val="22"/>
+        </w:rPr>
+        <w:t xml:space="preserve">:  </w:t>
+      </w:r>
+      <w:r>
+        <w:rPr>
+          <w:sz w:val="22"/>
+          <w:szCs w:val="22"/>
+        </w:rPr>
+        <w:t>USGS</w:t>
+      </w:r>
+      <w:proofErr w:type="gramEnd"/>
+      <w:r>
+        <w:rPr>
+          <w:sz w:val="22"/>
+          <w:szCs w:val="22"/>
+        </w:rPr>
+        <w:t xml:space="preserve"> Science Analytics and Synthesis Director </w:t>
       </w:r>
     </w:p>
     <w:p>
@@ -680,7 +1040,7 @@
         </w:rPr>
         <w:t xml:space="preserve">Email: </w:t>
       </w:r>
-      <w:hyperlink r:id="rId9" w:history="1">
+      <w:hyperlink r:id="rId10" w:history="1">
         <w:r>
           <w:rPr>
             <w:rStyle w:val="Hyperlink"/>
@@ -708,7 +1068,23 @@
           <w:sz w:val="22"/>
           <w:szCs w:val="22"/>
         </w:rPr>
-        <w:t>Phone:  303-202-4225</w:t>
+        <w:t>Phone</w:t>
+      </w:r>
+      <w:proofErr w:type="gramStart"/>
+      <w:r>
+        <w:rPr>
+          <w:sz w:val="22"/>
+          <w:szCs w:val="22"/>
+        </w:rPr>
+        <w:t>:  303</w:t>
+      </w:r>
+      <w:proofErr w:type="gramEnd"/>
+      <w:r>
+        <w:rPr>
+          <w:sz w:val="22"/>
+          <w:szCs w:val="22"/>
+        </w:rPr>
+        <w:t>-202-4225</w:t>
       </w:r>
     </w:p>
     <w:p>
@@ -818,7 +1194,7 @@
         </w:rPr>
         <w:t xml:space="preserve">Email:  </w:t>
       </w:r>
-      <w:hyperlink r:id="rId10" w:history="1">
+      <w:hyperlink r:id="rId11" w:history="1">
         <w:r>
           <w:rPr>
             <w:rStyle w:val="Hyperlink"/>
@@ -846,14 +1222,30 @@
           <w:sz w:val="22"/>
           <w:szCs w:val="22"/>
         </w:rPr>
-        <w:t xml:space="preserve">Phone:  </w:t>
-      </w:r>
-      <w:r>
-        <w:rPr>
-          <w:sz w:val="22"/>
-          <w:szCs w:val="22"/>
-        </w:rPr>
-        <w:t>303-236-5770</w:t>
+        <w:t>Phone</w:t>
+      </w:r>
+      <w:proofErr w:type="gramStart"/>
+      <w:r>
+        <w:rPr>
+          <w:sz w:val="22"/>
+          <w:szCs w:val="22"/>
+        </w:rPr>
+        <w:t xml:space="preserve">:  </w:t>
+      </w:r>
+      <w:r>
+        <w:rPr>
+          <w:sz w:val="22"/>
+          <w:szCs w:val="22"/>
+        </w:rPr>
+        <w:t>303</w:t>
+      </w:r>
+      <w:proofErr w:type="gramEnd"/>
+      <w:r>
+        <w:rPr>
+          <w:sz w:val="22"/>
+          <w:szCs w:val="22"/>
+        </w:rPr>
+        <w:t>-236-5770</w:t>
       </w:r>
     </w:p>
     <w:p>
@@ -875,12 +1267,21 @@
         </w:rPr>
         <w:t>Address</w:t>
       </w:r>
-      <w:r>
-        <w:rPr>
-          <w:sz w:val="22"/>
-          <w:szCs w:val="22"/>
-        </w:rPr>
-        <w:t>:  Denver Federal Center, Box 25046, MS 939, Denver, CO 80225</w:t>
+      <w:proofErr w:type="gramStart"/>
+      <w:r>
+        <w:rPr>
+          <w:sz w:val="22"/>
+          <w:szCs w:val="22"/>
+        </w:rPr>
+        <w:t>:  Denver</w:t>
+      </w:r>
+      <w:proofErr w:type="gramEnd"/>
+      <w:r>
+        <w:rPr>
+          <w:sz w:val="22"/>
+          <w:szCs w:val="22"/>
+        </w:rPr>
+        <w:t xml:space="preserve"> Federal Center, Box 25046, MS 939, Denver, CO 80225</w:t>
       </w:r>
     </w:p>
     <w:p>
@@ -927,14 +1328,30 @@
           <w:sz w:val="22"/>
           <w:szCs w:val="22"/>
         </w:rPr>
-        <w:t xml:space="preserve">Title:  </w:t>
-      </w:r>
-      <w:r>
-        <w:rPr>
-          <w:sz w:val="22"/>
-          <w:szCs w:val="22"/>
-        </w:rPr>
-        <w:t>Bureau Approving Official Manager, Office of Science Quality and Integrity</w:t>
+        <w:t>Title</w:t>
+      </w:r>
+      <w:proofErr w:type="gramStart"/>
+      <w:r>
+        <w:rPr>
+          <w:sz w:val="22"/>
+          <w:szCs w:val="22"/>
+        </w:rPr>
+        <w:t xml:space="preserve">:  </w:t>
+      </w:r>
+      <w:r>
+        <w:rPr>
+          <w:sz w:val="22"/>
+          <w:szCs w:val="22"/>
+        </w:rPr>
+        <w:t>Bureau</w:t>
+      </w:r>
+      <w:proofErr w:type="gramEnd"/>
+      <w:r>
+        <w:rPr>
+          <w:sz w:val="22"/>
+          <w:szCs w:val="22"/>
+        </w:rPr>
+        <w:t xml:space="preserve"> Approving Official Manager, Office of Science Quality and Integrity</w:t>
       </w:r>
     </w:p>
     <w:p>
@@ -956,7 +1373,7 @@
         </w:rPr>
         <w:t xml:space="preserve">Email:  </w:t>
       </w:r>
-      <w:hyperlink r:id="rId11" w:history="1">
+      <w:hyperlink r:id="rId12" w:history="1">
         <w:r>
           <w:rPr>
             <w:rStyle w:val="Hyperlink"/>
@@ -986,32 +1403,57 @@
         </w:rPr>
         <w:t>Phone</w:t>
       </w:r>
-      <w:r>
-        <w:rPr>
-          <w:sz w:val="22"/>
-          <w:szCs w:val="22"/>
-        </w:rPr>
-        <w:t>:  571.481.7799</w:t>
-      </w:r>
-    </w:p>
-    <w:p>
-      <w:pPr>
-        <w:pStyle w:val="ListParagraph"/>
-        <w:numPr>
-          <w:ilvl w:val="1"/>
-          <w:numId w:val="2"/>
-        </w:numPr>
-        <w:rPr>
-          <w:sz w:val="22"/>
-          <w:szCs w:val="22"/>
-        </w:rPr>
-      </w:pPr>
-      <w:r>
-        <w:rPr>
-          <w:sz w:val="22"/>
-          <w:szCs w:val="22"/>
-        </w:rPr>
-        <w:t>Address:  Unavailable, Remote</w:t>
+      <w:proofErr w:type="gramStart"/>
+      <w:r>
+        <w:rPr>
+          <w:sz w:val="22"/>
+          <w:szCs w:val="22"/>
+        </w:rPr>
+        <w:t>:  571.481</w:t>
+      </w:r>
+      <w:proofErr w:type="gramEnd"/>
+      <w:r>
+        <w:rPr>
+          <w:sz w:val="22"/>
+          <w:szCs w:val="22"/>
+        </w:rPr>
+        <w:t>.7799</w:t>
+      </w:r>
+    </w:p>
+    <w:p>
+      <w:pPr>
+        <w:pStyle w:val="ListParagraph"/>
+        <w:numPr>
+          <w:ilvl w:val="1"/>
+          <w:numId w:val="2"/>
+        </w:numPr>
+        <w:rPr>
+          <w:sz w:val="22"/>
+          <w:szCs w:val="22"/>
+        </w:rPr>
+      </w:pPr>
+      <w:r>
+        <w:rPr>
+          <w:sz w:val="22"/>
+          <w:szCs w:val="22"/>
+        </w:rPr>
+        <w:t>Address</w:t>
+      </w:r>
+      <w:proofErr w:type="gramStart"/>
+      <w:r>
+        <w:rPr>
+          <w:sz w:val="22"/>
+          <w:szCs w:val="22"/>
+        </w:rPr>
+        <w:t>:  Unavailable</w:t>
+      </w:r>
+      <w:proofErr w:type="gramEnd"/>
+      <w:r>
+        <w:rPr>
+          <w:sz w:val="22"/>
+          <w:szCs w:val="22"/>
+        </w:rPr>
+        <w:t>, Remote</w:t>
       </w:r>
     </w:p>
     <w:p>
@@ -1051,14 +1493,31 @@
           <w:sz w:val="22"/>
           <w:szCs w:val="22"/>
         </w:rPr>
-        <w:t xml:space="preserve">Title:  </w:t>
-      </w:r>
-      <w:r>
-        <w:rPr>
-          <w:sz w:val="22"/>
-          <w:szCs w:val="22"/>
-        </w:rPr>
-        <w:t>National Park Service Geologic Resources</w:t>
+        <w:lastRenderedPageBreak/>
+        <w:t>Title</w:t>
+      </w:r>
+      <w:proofErr w:type="gramStart"/>
+      <w:r>
+        <w:rPr>
+          <w:sz w:val="22"/>
+          <w:szCs w:val="22"/>
+        </w:rPr>
+        <w:t xml:space="preserve">:  </w:t>
+      </w:r>
+      <w:r>
+        <w:rPr>
+          <w:sz w:val="22"/>
+          <w:szCs w:val="22"/>
+        </w:rPr>
+        <w:t>National</w:t>
+      </w:r>
+      <w:proofErr w:type="gramEnd"/>
+      <w:r>
+        <w:rPr>
+          <w:sz w:val="22"/>
+          <w:szCs w:val="22"/>
+        </w:rPr>
+        <w:t xml:space="preserve"> Park Service Geologic Resources</w:t>
       </w:r>
       <w:r>
         <w:rPr>
@@ -1094,7 +1553,7 @@
         </w:rPr>
         <w:t xml:space="preserve">Email:  </w:t>
       </w:r>
-      <w:hyperlink r:id="rId12" w:history="1">
+      <w:hyperlink r:id="rId13" w:history="1">
         <w:r>
           <w:rPr>
             <w:rStyle w:val="Hyperlink"/>
@@ -1122,27 +1581,52 @@
           <w:sz w:val="22"/>
           <w:szCs w:val="22"/>
         </w:rPr>
-        <w:t>Phone:  Unavailable</w:t>
-      </w:r>
-    </w:p>
-    <w:p>
-      <w:pPr>
-        <w:pStyle w:val="ListParagraph"/>
-        <w:numPr>
-          <w:ilvl w:val="1"/>
-          <w:numId w:val="2"/>
-        </w:numPr>
-        <w:rPr>
-          <w:sz w:val="22"/>
-          <w:szCs w:val="22"/>
-        </w:rPr>
-      </w:pPr>
-      <w:r>
-        <w:rPr>
-          <w:sz w:val="22"/>
-          <w:szCs w:val="22"/>
-        </w:rPr>
-        <w:t>Address:  Unavailable, Remote</w:t>
+        <w:t>Phone</w:t>
+      </w:r>
+      <w:proofErr w:type="gramStart"/>
+      <w:r>
+        <w:rPr>
+          <w:sz w:val="22"/>
+          <w:szCs w:val="22"/>
+        </w:rPr>
+        <w:t>:  Unavailable</w:t>
+      </w:r>
+      <w:proofErr w:type="gramEnd"/>
+    </w:p>
+    <w:p>
+      <w:pPr>
+        <w:pStyle w:val="ListParagraph"/>
+        <w:numPr>
+          <w:ilvl w:val="1"/>
+          <w:numId w:val="2"/>
+        </w:numPr>
+        <w:rPr>
+          <w:sz w:val="22"/>
+          <w:szCs w:val="22"/>
+        </w:rPr>
+      </w:pPr>
+      <w:r>
+        <w:rPr>
+          <w:sz w:val="22"/>
+          <w:szCs w:val="22"/>
+        </w:rPr>
+        <w:t>Address</w:t>
+      </w:r>
+      <w:proofErr w:type="gramStart"/>
+      <w:r>
+        <w:rPr>
+          <w:sz w:val="22"/>
+          <w:szCs w:val="22"/>
+        </w:rPr>
+        <w:t>:  Unavailable</w:t>
+      </w:r>
+      <w:proofErr w:type="gramEnd"/>
+      <w:r>
+        <w:rPr>
+          <w:sz w:val="22"/>
+          <w:szCs w:val="22"/>
+        </w:rPr>
+        <w:t>, Remote</w:t>
       </w:r>
     </w:p>
     <w:p>
@@ -1182,7 +1666,23 @@
           <w:sz w:val="22"/>
           <w:szCs w:val="22"/>
         </w:rPr>
-        <w:t>Title:  Data Scientist (</w:t>
+        <w:t>Title</w:t>
+      </w:r>
+      <w:proofErr w:type="gramStart"/>
+      <w:r>
+        <w:rPr>
+          <w:sz w:val="22"/>
+          <w:szCs w:val="22"/>
+        </w:rPr>
+        <w:t>:  Data</w:t>
+      </w:r>
+      <w:proofErr w:type="gramEnd"/>
+      <w:r>
+        <w:rPr>
+          <w:sz w:val="22"/>
+          <w:szCs w:val="22"/>
+        </w:rPr>
+        <w:t xml:space="preserve"> Scientist (</w:t>
       </w:r>
       <w:r>
         <w:rPr>
@@ -1225,7 +1725,7 @@
         </w:rPr>
         <w:t xml:space="preserve">Email: </w:t>
       </w:r>
-      <w:hyperlink r:id="rId13" w:history="1">
+      <w:hyperlink r:id="rId14" w:history="1">
         <w:r>
           <w:rPr>
             <w:rStyle w:val="Hyperlink"/>
@@ -1253,35 +1753,66 @@
           <w:sz w:val="22"/>
           <w:szCs w:val="22"/>
         </w:rPr>
-        <w:lastRenderedPageBreak/>
-        <w:t xml:space="preserve">Phone:  </w:t>
-      </w:r>
-      <w:r>
-        <w:rPr>
-          <w:sz w:val="22"/>
-          <w:szCs w:val="22"/>
-        </w:rPr>
-        <w:t>720.341.2136</w:t>
-      </w:r>
-    </w:p>
-    <w:p>
-      <w:pPr>
-        <w:pStyle w:val="ListParagraph"/>
-        <w:numPr>
-          <w:ilvl w:val="1"/>
-          <w:numId w:val="2"/>
-        </w:numPr>
-        <w:rPr>
-          <w:sz w:val="22"/>
-          <w:szCs w:val="22"/>
-        </w:rPr>
-      </w:pPr>
-      <w:r>
-        <w:rPr>
-          <w:sz w:val="22"/>
-          <w:szCs w:val="22"/>
-        </w:rPr>
-        <w:t>Address:  Unavailable, Remote</w:t>
+        <w:t>Phone</w:t>
+      </w:r>
+      <w:proofErr w:type="gramStart"/>
+      <w:r>
+        <w:rPr>
+          <w:sz w:val="22"/>
+          <w:szCs w:val="22"/>
+        </w:rPr>
+        <w:t xml:space="preserve">:  </w:t>
+      </w:r>
+      <w:r>
+        <w:rPr>
+          <w:sz w:val="22"/>
+          <w:szCs w:val="22"/>
+        </w:rPr>
+        <w:t>720.341</w:t>
+      </w:r>
+      <w:proofErr w:type="gramEnd"/>
+      <w:r>
+        <w:rPr>
+          <w:sz w:val="22"/>
+          <w:szCs w:val="22"/>
+        </w:rPr>
+        <w:t>.2136</w:t>
+      </w:r>
+    </w:p>
+    <w:p>
+      <w:pPr>
+        <w:pStyle w:val="ListParagraph"/>
+        <w:numPr>
+          <w:ilvl w:val="1"/>
+          <w:numId w:val="2"/>
+        </w:numPr>
+        <w:rPr>
+          <w:sz w:val="22"/>
+          <w:szCs w:val="22"/>
+        </w:rPr>
+      </w:pPr>
+      <w:r>
+        <w:rPr>
+          <w:sz w:val="22"/>
+          <w:szCs w:val="22"/>
+        </w:rPr>
+        <w:t>Address</w:t>
+      </w:r>
+      <w:proofErr w:type="gramStart"/>
+      <w:r>
+        <w:rPr>
+          <w:sz w:val="22"/>
+          <w:szCs w:val="22"/>
+        </w:rPr>
+        <w:t>:  Unavailable</w:t>
+      </w:r>
+      <w:proofErr w:type="gramEnd"/>
+      <w:r>
+        <w:rPr>
+          <w:sz w:val="22"/>
+          <w:szCs w:val="22"/>
+        </w:rPr>
+        <w:t>, Remote</w:t>
       </w:r>
     </w:p>
     <w:p>
@@ -1321,7 +1852,23 @@
           <w:sz w:val="22"/>
           <w:szCs w:val="22"/>
         </w:rPr>
-        <w:t>Title:  Student Intern</w:t>
+        <w:t>Title</w:t>
+      </w:r>
+      <w:proofErr w:type="gramStart"/>
+      <w:r>
+        <w:rPr>
+          <w:sz w:val="22"/>
+          <w:szCs w:val="22"/>
+        </w:rPr>
+        <w:t>:  Student</w:t>
+      </w:r>
+      <w:proofErr w:type="gramEnd"/>
+      <w:r>
+        <w:rPr>
+          <w:sz w:val="22"/>
+          <w:szCs w:val="22"/>
+        </w:rPr>
+        <w:t xml:space="preserve"> Intern</w:t>
       </w:r>
       <w:r>
         <w:rPr>
@@ -1350,7 +1897,7 @@
         </w:rPr>
         <w:t xml:space="preserve">Contact:  </w:t>
       </w:r>
-      <w:hyperlink r:id="rId14" w:history="1">
+      <w:hyperlink r:id="rId15" w:history="1">
         <w:r>
           <w:rPr>
             <w:rStyle w:val="Hyperlink"/>
